--- a/LVM_Tutorial.docx
+++ b/LVM_Tutorial.docx
@@ -100,12 +100,6 @@
         <w:gridCol w:w="7200"/>
       </w:tblGrid>
       <w:tr>
-        <w:tblPrEx>
-          <w:tblCellMar>
-            <w:top w:w="0" w:type="dxa"/>
-            <w:bottom w:w="0" w:type="dxa"/>
-          </w:tblCellMar>
-        </w:tblPrEx>
         <w:tc>
           <w:tcPr>
             <w:tcW w:w="7200" w:type="dxa"/>
@@ -313,12 +307,6 @@
         <w:gridCol w:w="6240"/>
       </w:tblGrid>
       <w:tr>
-        <w:tblPrEx>
-          <w:tblCellMar>
-            <w:top w:w="0" w:type="dxa"/>
-            <w:bottom w:w="0" w:type="dxa"/>
-          </w:tblCellMar>
-        </w:tblPrEx>
         <w:tc>
           <w:tcPr>
             <w:tcW w:w="3120" w:type="dxa"/>
@@ -377,12 +365,6 @@
         </w:tc>
       </w:tr>
       <w:tr>
-        <w:tblPrEx>
-          <w:tblCellMar>
-            <w:top w:w="0" w:type="dxa"/>
-            <w:bottom w:w="0" w:type="dxa"/>
-          </w:tblCellMar>
-        </w:tblPrEx>
         <w:tc>
           <w:tcPr>
             <w:tcW w:w="3120" w:type="dxa"/>
@@ -439,12 +421,6 @@
         </w:tc>
       </w:tr>
       <w:tr>
-        <w:tblPrEx>
-          <w:tblCellMar>
-            <w:top w:w="0" w:type="dxa"/>
-            <w:bottom w:w="0" w:type="dxa"/>
-          </w:tblCellMar>
-        </w:tblPrEx>
         <w:tc>
           <w:tcPr>
             <w:tcW w:w="3120" w:type="dxa"/>
@@ -506,12 +482,6 @@
         </w:tc>
       </w:tr>
       <w:tr>
-        <w:tblPrEx>
-          <w:tblCellMar>
-            <w:top w:w="0" w:type="dxa"/>
-            <w:bottom w:w="0" w:type="dxa"/>
-          </w:tblCellMar>
-        </w:tblPrEx>
         <w:tc>
           <w:tcPr>
             <w:tcW w:w="3120" w:type="dxa"/>
@@ -599,12 +569,6 @@
         <w:gridCol w:w="9360"/>
       </w:tblGrid>
       <w:tr>
-        <w:tblPrEx>
-          <w:tblCellMar>
-            <w:top w:w="0" w:type="dxa"/>
-            <w:bottom w:w="0" w:type="dxa"/>
-          </w:tblCellMar>
-        </w:tblPrEx>
         <w:tc>
           <w:tcPr>
             <w:tcW w:w="9360" w:type="dxa"/>
@@ -655,6 +619,11 @@
         <w:lastRenderedPageBreak/>
         <w:t>Section 2 — Check Your Disk Layout</w:t>
       </w:r>
+    </w:p>
+    <w:p>
+      <w:pPr>
+        <w:pStyle w:val="Heading1"/>
+      </w:pPr>
     </w:p>
     <w:p>
       <w:pPr>
@@ -691,12 +660,6 @@
         <w:gridCol w:w="8660"/>
       </w:tblGrid>
       <w:tr>
-        <w:tblPrEx>
-          <w:tblCellMar>
-            <w:top w:w="0" w:type="dxa"/>
-            <w:bottom w:w="0" w:type="dxa"/>
-          </w:tblCellMar>
-        </w:tblPrEx>
         <w:tc>
           <w:tcPr>
             <w:tcW w:w="700" w:type="dxa"/>
@@ -796,12 +759,6 @@
         <w:gridCol w:w="9360"/>
       </w:tblGrid>
       <w:tr>
-        <w:tblPrEx>
-          <w:tblCellMar>
-            <w:top w:w="0" w:type="dxa"/>
-            <w:bottom w:w="0" w:type="dxa"/>
-          </w:tblCellMar>
-        </w:tblPrEx>
         <w:tc>
           <w:tcPr>
             <w:tcW w:w="9360" w:type="dxa"/>
@@ -929,12 +886,6 @@
         <w:gridCol w:w="9360"/>
       </w:tblGrid>
       <w:tr>
-        <w:tblPrEx>
-          <w:tblCellMar>
-            <w:top w:w="0" w:type="dxa"/>
-            <w:bottom w:w="0" w:type="dxa"/>
-          </w:tblCellMar>
-        </w:tblPrEx>
         <w:tc>
           <w:tcPr>
             <w:tcW w:w="9360" w:type="dxa"/>
@@ -1303,12 +1254,6 @@
         <w:gridCol w:w="9360"/>
       </w:tblGrid>
       <w:tr>
-        <w:tblPrEx>
-          <w:tblCellMar>
-            <w:top w:w="0" w:type="dxa"/>
-            <w:bottom w:w="0" w:type="dxa"/>
-          </w:tblCellMar>
-        </w:tblPrEx>
         <w:tc>
           <w:tcPr>
             <w:tcW w:w="9360" w:type="dxa"/>
@@ -1384,12 +1329,6 @@
         <w:gridCol w:w="8660"/>
       </w:tblGrid>
       <w:tr>
-        <w:tblPrEx>
-          <w:tblCellMar>
-            <w:top w:w="0" w:type="dxa"/>
-            <w:bottom w:w="0" w:type="dxa"/>
-          </w:tblCellMar>
-        </w:tblPrEx>
         <w:tc>
           <w:tcPr>
             <w:tcW w:w="700" w:type="dxa"/>
@@ -1481,12 +1420,6 @@
         <w:gridCol w:w="9360"/>
       </w:tblGrid>
       <w:tr>
-        <w:tblPrEx>
-          <w:tblCellMar>
-            <w:top w:w="0" w:type="dxa"/>
-            <w:bottom w:w="0" w:type="dxa"/>
-          </w:tblCellMar>
-        </w:tblPrEx>
         <w:tc>
           <w:tcPr>
             <w:tcW w:w="9360" w:type="dxa"/>
@@ -1516,16 +1449,7 @@
                 <w:sz w:val="20"/>
                 <w:szCs w:val="20"/>
               </w:rPr>
-              <w:t>V</w:t>
-            </w:r>
-            <w:r>
-              <w:rPr>
-                <w:rFonts w:ascii="Courier New" w:eastAsia="Courier New" w:hAnsi="Courier New" w:cs="Courier New"/>
-                <w:color w:val="90CAF9"/>
-                <w:sz w:val="20"/>
-                <w:szCs w:val="20"/>
-              </w:rPr>
-              <w:t>gdisplay</w:t>
+              <w:t>Vgdisplay</w:t>
             </w:r>
             <w:proofErr w:type="spellEnd"/>
           </w:p>
@@ -1607,12 +1531,6 @@
         <w:gridCol w:w="8660"/>
       </w:tblGrid>
       <w:tr>
-        <w:tblPrEx>
-          <w:tblCellMar>
-            <w:top w:w="0" w:type="dxa"/>
-            <w:bottom w:w="0" w:type="dxa"/>
-          </w:tblCellMar>
-        </w:tblPrEx>
         <w:tc>
           <w:tcPr>
             <w:tcW w:w="700" w:type="dxa"/>
@@ -1704,12 +1622,6 @@
         <w:gridCol w:w="9360"/>
       </w:tblGrid>
       <w:tr>
-        <w:tblPrEx>
-          <w:tblCellMar>
-            <w:top w:w="0" w:type="dxa"/>
-            <w:bottom w:w="0" w:type="dxa"/>
-          </w:tblCellMar>
-        </w:tblPrEx>
         <w:tc>
           <w:tcPr>
             <w:tcW w:w="9360" w:type="dxa"/>
@@ -1771,12 +1683,6 @@
         <w:gridCol w:w="8660"/>
       </w:tblGrid>
       <w:tr>
-        <w:tblPrEx>
-          <w:tblCellMar>
-            <w:top w:w="0" w:type="dxa"/>
-            <w:bottom w:w="0" w:type="dxa"/>
-          </w:tblCellMar>
-        </w:tblPrEx>
         <w:tc>
           <w:tcPr>
             <w:tcW w:w="700" w:type="dxa"/>
@@ -1947,12 +1853,6 @@
         <w:gridCol w:w="8660"/>
       </w:tblGrid>
       <w:tr>
-        <w:tblPrEx>
-          <w:tblCellMar>
-            <w:top w:w="0" w:type="dxa"/>
-            <w:bottom w:w="0" w:type="dxa"/>
-          </w:tblCellMar>
-        </w:tblPrEx>
         <w:tc>
           <w:tcPr>
             <w:tcW w:w="700" w:type="dxa"/>
@@ -2044,12 +1944,6 @@
         <w:gridCol w:w="9360"/>
       </w:tblGrid>
       <w:tr>
-        <w:tblPrEx>
-          <w:tblCellMar>
-            <w:top w:w="0" w:type="dxa"/>
-            <w:bottom w:w="0" w:type="dxa"/>
-          </w:tblCellMar>
-        </w:tblPrEx>
         <w:tc>
           <w:tcPr>
             <w:tcW w:w="9360" w:type="dxa"/>
@@ -2079,16 +1973,7 @@
                 <w:sz w:val="20"/>
                 <w:szCs w:val="20"/>
               </w:rPr>
-              <w:t>L</w:t>
-            </w:r>
-            <w:r>
-              <w:rPr>
-                <w:rFonts w:ascii="Courier New" w:eastAsia="Courier New" w:hAnsi="Courier New" w:cs="Courier New"/>
-                <w:color w:val="90CAF9"/>
-                <w:sz w:val="20"/>
-                <w:szCs w:val="20"/>
-              </w:rPr>
-              <w:t>sblk</w:t>
+              <w:t>Lsblk</w:t>
             </w:r>
             <w:proofErr w:type="spellEnd"/>
           </w:p>
@@ -2142,12 +2027,6 @@
         <w:gridCol w:w="9360"/>
       </w:tblGrid>
       <w:tr>
-        <w:tblPrEx>
-          <w:tblCellMar>
-            <w:top w:w="0" w:type="dxa"/>
-            <w:bottom w:w="0" w:type="dxa"/>
-          </w:tblCellMar>
-        </w:tblPrEx>
         <w:tc>
           <w:tcPr>
             <w:tcW w:w="9360" w:type="dxa"/>
@@ -2242,12 +2121,6 @@
         <w:gridCol w:w="8660"/>
       </w:tblGrid>
       <w:tr>
-        <w:tblPrEx>
-          <w:tblCellMar>
-            <w:top w:w="0" w:type="dxa"/>
-            <w:bottom w:w="0" w:type="dxa"/>
-          </w:tblCellMar>
-        </w:tblPrEx>
         <w:tc>
           <w:tcPr>
             <w:tcW w:w="700" w:type="dxa"/>
@@ -2339,12 +2212,6 @@
         <w:gridCol w:w="9360"/>
       </w:tblGrid>
       <w:tr>
-        <w:tblPrEx>
-          <w:tblCellMar>
-            <w:top w:w="0" w:type="dxa"/>
-            <w:bottom w:w="0" w:type="dxa"/>
-          </w:tblCellMar>
-        </w:tblPrEx>
         <w:tc>
           <w:tcPr>
             <w:tcW w:w="9360" w:type="dxa"/>
@@ -2586,12 +2453,6 @@
         <w:gridCol w:w="9360"/>
       </w:tblGrid>
       <w:tr>
-        <w:tblPrEx>
-          <w:tblCellMar>
-            <w:top w:w="0" w:type="dxa"/>
-            <w:bottom w:w="0" w:type="dxa"/>
-          </w:tblCellMar>
-        </w:tblPrEx>
         <w:tc>
           <w:tcPr>
             <w:tcW w:w="9360" w:type="dxa"/>
@@ -2621,16 +2482,7 @@
                 <w:sz w:val="20"/>
                 <w:szCs w:val="20"/>
               </w:rPr>
-              <w:t>P</w:t>
-            </w:r>
-            <w:r>
-              <w:rPr>
-                <w:rFonts w:ascii="Courier New" w:eastAsia="Courier New" w:hAnsi="Courier New" w:cs="Courier New"/>
-                <w:color w:val="90CAF9"/>
-                <w:sz w:val="20"/>
-                <w:szCs w:val="20"/>
-              </w:rPr>
-              <w:t>artprobe</w:t>
+              <w:t>Partprobe</w:t>
             </w:r>
             <w:proofErr w:type="spellEnd"/>
           </w:p>
@@ -2677,12 +2529,6 @@
         <w:gridCol w:w="8660"/>
       </w:tblGrid>
       <w:tr>
-        <w:tblPrEx>
-          <w:tblCellMar>
-            <w:top w:w="0" w:type="dxa"/>
-            <w:bottom w:w="0" w:type="dxa"/>
-          </w:tblCellMar>
-        </w:tblPrEx>
         <w:tc>
           <w:tcPr>
             <w:tcW w:w="700" w:type="dxa"/>
@@ -2782,12 +2628,6 @@
         <w:gridCol w:w="9360"/>
       </w:tblGrid>
       <w:tr>
-        <w:tblPrEx>
-          <w:tblCellMar>
-            <w:top w:w="0" w:type="dxa"/>
-            <w:bottom w:w="0" w:type="dxa"/>
-          </w:tblCellMar>
-        </w:tblPrEx>
         <w:tc>
           <w:tcPr>
             <w:tcW w:w="9360" w:type="dxa"/>
@@ -2861,16 +2701,7 @@
                 <w:sz w:val="20"/>
                 <w:szCs w:val="20"/>
               </w:rPr>
-              <w:t>P</w:t>
-            </w:r>
-            <w:r>
-              <w:rPr>
-                <w:rFonts w:ascii="Courier New" w:eastAsia="Courier New" w:hAnsi="Courier New" w:cs="Courier New"/>
-                <w:color w:val="90CAF9"/>
-                <w:sz w:val="20"/>
-                <w:szCs w:val="20"/>
-              </w:rPr>
-              <w:t>vs</w:t>
+              <w:t>Pvs</w:t>
             </w:r>
             <w:proofErr w:type="spellEnd"/>
           </w:p>
@@ -2917,12 +2748,6 @@
         <w:gridCol w:w="8660"/>
       </w:tblGrid>
       <w:tr>
-        <w:tblPrEx>
-          <w:tblCellMar>
-            <w:top w:w="0" w:type="dxa"/>
-            <w:bottom w:w="0" w:type="dxa"/>
-          </w:tblCellMar>
-        </w:tblPrEx>
         <w:tc>
           <w:tcPr>
             <w:tcW w:w="700" w:type="dxa"/>
@@ -3030,12 +2855,6 @@
         <w:gridCol w:w="9360"/>
       </w:tblGrid>
       <w:tr>
-        <w:tblPrEx>
-          <w:tblCellMar>
-            <w:top w:w="0" w:type="dxa"/>
-            <w:bottom w:w="0" w:type="dxa"/>
-          </w:tblCellMar>
-        </w:tblPrEx>
         <w:tc>
           <w:tcPr>
             <w:tcW w:w="9360" w:type="dxa"/>
@@ -3130,16 +2949,7 @@
                 <w:szCs w:val="20"/>
               </w:rPr>
               <w:lastRenderedPageBreak/>
-              <w:t>V</w:t>
-            </w:r>
-            <w:r>
-              <w:rPr>
-                <w:rFonts w:ascii="Courier New" w:eastAsia="Courier New" w:hAnsi="Courier New" w:cs="Courier New"/>
-                <w:color w:val="90CAF9"/>
-                <w:sz w:val="20"/>
-                <w:szCs w:val="20"/>
-              </w:rPr>
-              <w:t>gs</w:t>
+              <w:t>Vgs</w:t>
             </w:r>
             <w:proofErr w:type="spellEnd"/>
           </w:p>
@@ -3172,12 +2982,6 @@
         <w:gridCol w:w="9360"/>
       </w:tblGrid>
       <w:tr>
-        <w:tblPrEx>
-          <w:tblCellMar>
-            <w:top w:w="0" w:type="dxa"/>
-            <w:bottom w:w="0" w:type="dxa"/>
-          </w:tblCellMar>
-        </w:tblPrEx>
         <w:tc>
           <w:tcPr>
             <w:tcW w:w="9360" w:type="dxa"/>
@@ -3261,12 +3065,6 @@
         <w:gridCol w:w="8660"/>
       </w:tblGrid>
       <w:tr>
-        <w:tblPrEx>
-          <w:tblCellMar>
-            <w:top w:w="0" w:type="dxa"/>
-            <w:bottom w:w="0" w:type="dxa"/>
-          </w:tblCellMar>
-        </w:tblPrEx>
         <w:tc>
           <w:tcPr>
             <w:tcW w:w="700" w:type="dxa"/>
@@ -3382,12 +3180,6 @@
         <w:gridCol w:w="9360"/>
       </w:tblGrid>
       <w:tr>
-        <w:tblPrEx>
-          <w:tblCellMar>
-            <w:top w:w="0" w:type="dxa"/>
-            <w:bottom w:w="0" w:type="dxa"/>
-          </w:tblCellMar>
-        </w:tblPrEx>
         <w:tc>
           <w:tcPr>
             <w:tcW w:w="9360" w:type="dxa"/>
@@ -3492,16 +3284,7 @@
                 <w:sz w:val="20"/>
                 <w:szCs w:val="20"/>
               </w:rPr>
-              <w:t>L</w:t>
-            </w:r>
-            <w:r>
-              <w:rPr>
-                <w:rFonts w:ascii="Courier New" w:eastAsia="Courier New" w:hAnsi="Courier New" w:cs="Courier New"/>
-                <w:color w:val="90CAF9"/>
-                <w:sz w:val="20"/>
-                <w:szCs w:val="20"/>
-              </w:rPr>
-              <w:t>vs</w:t>
+              <w:t>Lvs</w:t>
             </w:r>
             <w:proofErr w:type="spellEnd"/>
           </w:p>
@@ -3561,12 +3344,6 @@
         <w:gridCol w:w="8660"/>
       </w:tblGrid>
       <w:tr>
-        <w:tblPrEx>
-          <w:tblCellMar>
-            <w:top w:w="0" w:type="dxa"/>
-            <w:bottom w:w="0" w:type="dxa"/>
-          </w:tblCellMar>
-        </w:tblPrEx>
         <w:tc>
           <w:tcPr>
             <w:tcW w:w="700" w:type="dxa"/>
@@ -3658,12 +3435,6 @@
         <w:gridCol w:w="9360"/>
       </w:tblGrid>
       <w:tr>
-        <w:tblPrEx>
-          <w:tblCellMar>
-            <w:top w:w="0" w:type="dxa"/>
-            <w:bottom w:w="0" w:type="dxa"/>
-          </w:tblCellMar>
-        </w:tblPrEx>
         <w:tc>
           <w:tcPr>
             <w:tcW w:w="9360" w:type="dxa"/>
@@ -3767,12 +3538,6 @@
         <w:gridCol w:w="8660"/>
       </w:tblGrid>
       <w:tr>
-        <w:tblPrEx>
-          <w:tblCellMar>
-            <w:top w:w="0" w:type="dxa"/>
-            <w:bottom w:w="0" w:type="dxa"/>
-          </w:tblCellMar>
-        </w:tblPrEx>
         <w:tc>
           <w:tcPr>
             <w:tcW w:w="700" w:type="dxa"/>
@@ -3864,12 +3629,6 @@
         <w:gridCol w:w="9360"/>
       </w:tblGrid>
       <w:tr>
-        <w:tblPrEx>
-          <w:tblCellMar>
-            <w:top w:w="0" w:type="dxa"/>
-            <w:bottom w:w="0" w:type="dxa"/>
-          </w:tblCellMar>
-        </w:tblPrEx>
         <w:tc>
           <w:tcPr>
             <w:tcW w:w="9360" w:type="dxa"/>
@@ -4113,12 +3872,6 @@
         <w:gridCol w:w="8660"/>
       </w:tblGrid>
       <w:tr>
-        <w:tblPrEx>
-          <w:tblCellMar>
-            <w:top w:w="0" w:type="dxa"/>
-            <w:bottom w:w="0" w:type="dxa"/>
-          </w:tblCellMar>
-        </w:tblPrEx>
         <w:tc>
           <w:tcPr>
             <w:tcW w:w="700" w:type="dxa"/>
@@ -4232,12 +3985,6 @@
         <w:gridCol w:w="9360"/>
       </w:tblGrid>
       <w:tr>
-        <w:tblPrEx>
-          <w:tblCellMar>
-            <w:top w:w="0" w:type="dxa"/>
-            <w:bottom w:w="0" w:type="dxa"/>
-          </w:tblCellMar>
-        </w:tblPrEx>
         <w:tc>
           <w:tcPr>
             <w:tcW w:w="9360" w:type="dxa"/>
@@ -4330,12 +4077,6 @@
         <w:gridCol w:w="8660"/>
       </w:tblGrid>
       <w:tr>
-        <w:tblPrEx>
-          <w:tblCellMar>
-            <w:top w:w="0" w:type="dxa"/>
-            <w:bottom w:w="0" w:type="dxa"/>
-          </w:tblCellMar>
-        </w:tblPrEx>
         <w:tc>
           <w:tcPr>
             <w:tcW w:w="700" w:type="dxa"/>
@@ -4439,12 +4180,6 @@
         <w:gridCol w:w="9360"/>
       </w:tblGrid>
       <w:tr>
-        <w:tblPrEx>
-          <w:tblCellMar>
-            <w:top w:w="0" w:type="dxa"/>
-            <w:bottom w:w="0" w:type="dxa"/>
-          </w:tblCellMar>
-        </w:tblPrEx>
         <w:tc>
           <w:tcPr>
             <w:tcW w:w="9360" w:type="dxa"/>
@@ -4524,12 +4259,6 @@
         <w:gridCol w:w="9360"/>
       </w:tblGrid>
       <w:tr>
-        <w:tblPrEx>
-          <w:tblCellMar>
-            <w:top w:w="0" w:type="dxa"/>
-            <w:bottom w:w="0" w:type="dxa"/>
-          </w:tblCellMar>
-        </w:tblPrEx>
         <w:tc>
           <w:tcPr>
             <w:tcW w:w="9360" w:type="dxa"/>
@@ -4659,12 +4388,6 @@
         <w:gridCol w:w="6240"/>
       </w:tblGrid>
       <w:tr>
-        <w:tblPrEx>
-          <w:tblCellMar>
-            <w:top w:w="0" w:type="dxa"/>
-            <w:bottom w:w="0" w:type="dxa"/>
-          </w:tblCellMar>
-        </w:tblPrEx>
         <w:tc>
           <w:tcPr>
             <w:tcW w:w="3120" w:type="dxa"/>
@@ -4733,12 +4456,6 @@
         </w:tc>
       </w:tr>
       <w:tr>
-        <w:tblPrEx>
-          <w:tblCellMar>
-            <w:top w:w="0" w:type="dxa"/>
-            <w:bottom w:w="0" w:type="dxa"/>
-          </w:tblCellMar>
-        </w:tblPrEx>
         <w:tc>
           <w:tcPr>
             <w:tcW w:w="3120" w:type="dxa"/>
@@ -4803,12 +4520,6 @@
         </w:tc>
       </w:tr>
       <w:tr>
-        <w:tblPrEx>
-          <w:tblCellMar>
-            <w:top w:w="0" w:type="dxa"/>
-            <w:bottom w:w="0" w:type="dxa"/>
-          </w:tblCellMar>
-        </w:tblPrEx>
         <w:tc>
           <w:tcPr>
             <w:tcW w:w="3120" w:type="dxa"/>
@@ -4857,12 +4568,6 @@
         </w:tc>
       </w:tr>
       <w:tr>
-        <w:tblPrEx>
-          <w:tblCellMar>
-            <w:top w:w="0" w:type="dxa"/>
-            <w:bottom w:w="0" w:type="dxa"/>
-          </w:tblCellMar>
-        </w:tblPrEx>
         <w:tc>
           <w:tcPr>
             <w:tcW w:w="3120" w:type="dxa"/>
@@ -4916,12 +4621,6 @@
         </w:tc>
       </w:tr>
       <w:tr>
-        <w:tblPrEx>
-          <w:tblCellMar>
-            <w:top w:w="0" w:type="dxa"/>
-            <w:bottom w:w="0" w:type="dxa"/>
-          </w:tblCellMar>
-        </w:tblPrEx>
         <w:tc>
           <w:tcPr>
             <w:tcW w:w="3120" w:type="dxa"/>
@@ -4970,12 +4669,6 @@
         </w:tc>
       </w:tr>
       <w:tr>
-        <w:tblPrEx>
-          <w:tblCellMar>
-            <w:top w:w="0" w:type="dxa"/>
-            <w:bottom w:w="0" w:type="dxa"/>
-          </w:tblCellMar>
-        </w:tblPrEx>
         <w:tc>
           <w:tcPr>
             <w:tcW w:w="3120" w:type="dxa"/>
@@ -5024,12 +4717,6 @@
         </w:tc>
       </w:tr>
       <w:tr>
-        <w:tblPrEx>
-          <w:tblCellMar>
-            <w:top w:w="0" w:type="dxa"/>
-            <w:bottom w:w="0" w:type="dxa"/>
-          </w:tblCellMar>
-        </w:tblPrEx>
         <w:tc>
           <w:tcPr>
             <w:tcW w:w="3120" w:type="dxa"/>
@@ -5113,12 +4800,6 @@
         <w:gridCol w:w="8660"/>
       </w:tblGrid>
       <w:tr>
-        <w:tblPrEx>
-          <w:tblCellMar>
-            <w:top w:w="0" w:type="dxa"/>
-            <w:bottom w:w="0" w:type="dxa"/>
-          </w:tblCellMar>
-        </w:tblPrEx>
         <w:tc>
           <w:tcPr>
             <w:tcW w:w="700" w:type="dxa"/>
@@ -5210,12 +4891,6 @@
         <w:gridCol w:w="9360"/>
       </w:tblGrid>
       <w:tr>
-        <w:tblPrEx>
-          <w:tblCellMar>
-            <w:top w:w="0" w:type="dxa"/>
-            <w:bottom w:w="0" w:type="dxa"/>
-          </w:tblCellMar>
-        </w:tblPrEx>
         <w:tc>
           <w:tcPr>
             <w:tcW w:w="9360" w:type="dxa"/>
@@ -5306,12 +4981,6 @@
         <w:gridCol w:w="9360"/>
       </w:tblGrid>
       <w:tr>
-        <w:tblPrEx>
-          <w:tblCellMar>
-            <w:top w:w="0" w:type="dxa"/>
-            <w:bottom w:w="0" w:type="dxa"/>
-          </w:tblCellMar>
-        </w:tblPrEx>
         <w:tc>
           <w:tcPr>
             <w:tcW w:w="9360" w:type="dxa"/>
@@ -5413,12 +5082,6 @@
         <w:gridCol w:w="9360"/>
       </w:tblGrid>
       <w:tr>
-        <w:tblPrEx>
-          <w:tblCellMar>
-            <w:top w:w="0" w:type="dxa"/>
-            <w:bottom w:w="0" w:type="dxa"/>
-          </w:tblCellMar>
-        </w:tblPrEx>
         <w:tc>
           <w:tcPr>
             <w:tcW w:w="9360" w:type="dxa"/>
@@ -5630,12 +5293,6 @@
         <w:gridCol w:w="9360"/>
       </w:tblGrid>
       <w:tr>
-        <w:tblPrEx>
-          <w:tblCellMar>
-            <w:top w:w="0" w:type="dxa"/>
-            <w:bottom w:w="0" w:type="dxa"/>
-          </w:tblCellMar>
-        </w:tblPrEx>
         <w:tc>
           <w:tcPr>
             <w:tcW w:w="9360" w:type="dxa"/>
@@ -5704,12 +5361,6 @@
         <w:gridCol w:w="9360"/>
       </w:tblGrid>
       <w:tr>
-        <w:tblPrEx>
-          <w:tblCellMar>
-            <w:top w:w="0" w:type="dxa"/>
-            <w:bottom w:w="0" w:type="dxa"/>
-          </w:tblCellMar>
-        </w:tblPrEx>
         <w:tc>
           <w:tcPr>
             <w:tcW w:w="9360" w:type="dxa"/>
@@ -5790,12 +5441,6 @@
         <w:gridCol w:w="6240"/>
       </w:tblGrid>
       <w:tr>
-        <w:tblPrEx>
-          <w:tblCellMar>
-            <w:top w:w="0" w:type="dxa"/>
-            <w:bottom w:w="0" w:type="dxa"/>
-          </w:tblCellMar>
-        </w:tblPrEx>
         <w:tc>
           <w:tcPr>
             <w:tcW w:w="3120" w:type="dxa"/>
@@ -5854,12 +5499,6 @@
         </w:tc>
       </w:tr>
       <w:tr>
-        <w:tblPrEx>
-          <w:tblCellMar>
-            <w:top w:w="0" w:type="dxa"/>
-            <w:bottom w:w="0" w:type="dxa"/>
-          </w:tblCellMar>
-        </w:tblPrEx>
         <w:tc>
           <w:tcPr>
             <w:tcW w:w="3120" w:type="dxa"/>
@@ -5880,10 +5519,7 @@
           <w:p>
             <w:proofErr w:type="spellStart"/>
             <w:r>
-              <w:t>L</w:t>
-            </w:r>
-            <w:r>
-              <w:t>sblk</w:t>
+              <w:t>Lsblk</w:t>
             </w:r>
             <w:proofErr w:type="spellEnd"/>
           </w:p>
@@ -5913,12 +5549,6 @@
         </w:tc>
       </w:tr>
       <w:tr>
-        <w:tblPrEx>
-          <w:tblCellMar>
-            <w:top w:w="0" w:type="dxa"/>
-            <w:bottom w:w="0" w:type="dxa"/>
-          </w:tblCellMar>
-        </w:tblPrEx>
         <w:tc>
           <w:tcPr>
             <w:tcW w:w="3120" w:type="dxa"/>
@@ -5972,12 +5602,6 @@
         </w:tc>
       </w:tr>
       <w:tr>
-        <w:tblPrEx>
-          <w:tblCellMar>
-            <w:top w:w="0" w:type="dxa"/>
-            <w:bottom w:w="0" w:type="dxa"/>
-          </w:tblCellMar>
-        </w:tblPrEx>
         <w:tc>
           <w:tcPr>
             <w:tcW w:w="3120" w:type="dxa"/>
@@ -5998,10 +5622,7 @@
           <w:p>
             <w:proofErr w:type="spellStart"/>
             <w:r>
-              <w:t>P</w:t>
-            </w:r>
-            <w:r>
-              <w:t>vs</w:t>
+              <w:t>Pvs</w:t>
             </w:r>
             <w:proofErr w:type="spellEnd"/>
           </w:p>
@@ -6031,12 +5652,6 @@
         </w:tc>
       </w:tr>
       <w:tr>
-        <w:tblPrEx>
-          <w:tblCellMar>
-            <w:top w:w="0" w:type="dxa"/>
-            <w:bottom w:w="0" w:type="dxa"/>
-          </w:tblCellMar>
-        </w:tblPrEx>
         <w:tc>
           <w:tcPr>
             <w:tcW w:w="3120" w:type="dxa"/>
@@ -6057,10 +5672,7 @@
           <w:p>
             <w:proofErr w:type="spellStart"/>
             <w:r>
-              <w:t>V</w:t>
-            </w:r>
-            <w:r>
-              <w:t>gs</w:t>
+              <w:t>Vgs</w:t>
             </w:r>
             <w:proofErr w:type="spellEnd"/>
           </w:p>
@@ -6090,12 +5702,6 @@
         </w:tc>
       </w:tr>
       <w:tr>
-        <w:tblPrEx>
-          <w:tblCellMar>
-            <w:top w:w="0" w:type="dxa"/>
-            <w:bottom w:w="0" w:type="dxa"/>
-          </w:tblCellMar>
-        </w:tblPrEx>
         <w:tc>
           <w:tcPr>
             <w:tcW w:w="3120" w:type="dxa"/>
@@ -6116,10 +5722,7 @@
           <w:p>
             <w:proofErr w:type="spellStart"/>
             <w:r>
-              <w:t>L</w:t>
-            </w:r>
-            <w:r>
-              <w:t>vs</w:t>
+              <w:t>Lvs</w:t>
             </w:r>
             <w:proofErr w:type="spellEnd"/>
           </w:p>
@@ -6149,12 +5752,6 @@
         </w:tc>
       </w:tr>
       <w:tr>
-        <w:tblPrEx>
-          <w:tblCellMar>
-            <w:top w:w="0" w:type="dxa"/>
-            <w:bottom w:w="0" w:type="dxa"/>
-          </w:tblCellMar>
-        </w:tblPrEx>
         <w:tc>
           <w:tcPr>
             <w:tcW w:w="3120" w:type="dxa"/>
@@ -6208,12 +5805,6 @@
         </w:tc>
       </w:tr>
       <w:tr>
-        <w:tblPrEx>
-          <w:tblCellMar>
-            <w:top w:w="0" w:type="dxa"/>
-            <w:bottom w:w="0" w:type="dxa"/>
-          </w:tblCellMar>
-        </w:tblPrEx>
         <w:tc>
           <w:tcPr>
             <w:tcW w:w="3120" w:type="dxa"/>
@@ -6234,10 +5825,7 @@
           <w:p>
             <w:proofErr w:type="spellStart"/>
             <w:r>
-              <w:t>V</w:t>
-            </w:r>
-            <w:r>
-              <w:t>gdisplay</w:t>
+              <w:t>Vgdisplay</w:t>
             </w:r>
             <w:proofErr w:type="spellEnd"/>
           </w:p>
@@ -6267,12 +5855,6 @@
         </w:tc>
       </w:tr>
       <w:tr>
-        <w:tblPrEx>
-          <w:tblCellMar>
-            <w:top w:w="0" w:type="dxa"/>
-            <w:bottom w:w="0" w:type="dxa"/>
-          </w:tblCellMar>
-        </w:tblPrEx>
         <w:tc>
           <w:tcPr>
             <w:tcW w:w="3120" w:type="dxa"/>
@@ -6387,12 +5969,6 @@
         <w:gridCol w:w="9360"/>
       </w:tblGrid>
       <w:tr>
-        <w:tblPrEx>
-          <w:tblCellMar>
-            <w:top w:w="0" w:type="dxa"/>
-            <w:bottom w:w="0" w:type="dxa"/>
-          </w:tblCellMar>
-        </w:tblPrEx>
         <w:tc>
           <w:tcPr>
             <w:tcW w:w="9360" w:type="dxa"/>
@@ -7211,12 +6787,6 @@
         <w:gridCol w:w="9360"/>
       </w:tblGrid>
       <w:tr>
-        <w:tblPrEx>
-          <w:tblCellMar>
-            <w:top w:w="0" w:type="dxa"/>
-            <w:bottom w:w="0" w:type="dxa"/>
-          </w:tblCellMar>
-        </w:tblPrEx>
         <w:tc>
           <w:tcPr>
             <w:tcW w:w="9360" w:type="dxa"/>
